--- a/DOCS_DA_CONVERTIRE/psontuoso_es.docx
+++ b/DOCS_DA_CONVERTIRE/psontuoso_es.docx
@@ -3,139 +3,508 @@
 <w:document xmlns:wpc="http://schemas.microsoft.com/office/word/2010/wordprocessingCanvas" xmlns:cx="http://schemas.microsoft.com/office/drawing/2014/chartex" xmlns:cx1="http://schemas.microsoft.com/office/drawing/2015/9/8/chartex" xmlns:cx2="http://schemas.microsoft.com/office/drawing/2015/10/21/chartex" xmlns:cx3="http://schemas.microsoft.com/office/drawing/2016/5/9/chartex" xmlns:cx4="http://schemas.microsoft.com/office/drawing/2016/5/10/chartex" xmlns:cx5="http://schemas.microsoft.com/office/drawing/2016/5/11/chartex" xmlns:cx6="http://schemas.microsoft.com/office/drawing/2016/5/12/chartex" xmlns:cx7="http://schemas.microsoft.com/office/drawing/2016/5/13/chartex" xmlns:cx8="http://schemas.microsoft.com/office/drawing/2016/5/14/chartex" xmlns:mc="http://schemas.openxmlformats.org/markup-compatibility/2006" xmlns:aink="http://schemas.microsoft.com/office/drawing/2016/ink" xmlns:am3d="http://schemas.microsoft.com/office/drawing/2017/model3d" xmlns:o="urn:schemas-microsoft-com:office:office" xmlns:oel="http://schemas.microsoft.com/office/2019/extlst" xmlns:r="http://schemas.openxmlformats.org/officeDocument/2006/relationships" xmlns:m="http://schemas.openxmlformats.org/officeDocument/2006/math" xmlns:v="urn:schemas-microsoft-com:vml" xmlns:wp14="http://schemas.microsoft.com/office/word/2010/wordprocessingDrawing" xmlns:wp="http://schemas.openxmlformats.org/drawingml/2006/wordprocessingDrawing" xmlns:w10="urn:schemas-microsoft-com:office:word" xmlns:w="http://schemas.openxmlformats.org/wordprocessingml/2006/main" xmlns:w14="http://schemas.microsoft.com/office/word/2010/wordml" xmlns:w15="http://schemas.microsoft.com/office/word/2012/wordml" xmlns:w16cex="http://schemas.microsoft.com/office/word/2018/wordml/cex" xmlns:w16cid="http://schemas.microsoft.com/office/word/2016/wordml/cid" xmlns:w16="http://schemas.microsoft.com/office/word/2018/wordml" xmlns:w16du="http://schemas.microsoft.com/office/word/2023/wordml/word16du" xmlns:w16sdtdh="http://schemas.microsoft.com/office/word/2020/wordml/sdtdatahash" xmlns:w16sdtfl="http://schemas.microsoft.com/office/word/2024/wordml/sdtformatlock" xmlns:w16se="http://schemas.microsoft.com/office/word/2015/wordml/symex" xmlns:wpg="http://schemas.microsoft.com/office/word/2010/wordprocessingGroup" xmlns:wpi="http://schemas.microsoft.com/office/word/2010/wordprocessingInk" xmlns:wne="http://schemas.microsoft.com/office/word/2006/wordml" xmlns:wps="http://schemas.microsoft.com/office/word/2010/wordprocessingShape" mc:Ignorable="w14 w15 w16se w16cid w16 w16cex w16sdtdh w16sdtfl w16du wp14">
   <w:body>
     <w:p>
+      <w:r xmlns:w="http://schemas.openxmlformats.org/wordprocessingml/2006/main">
+        <w:t xml:space="preserve">El </w:t>
+      </w:r>
+      <w:r xmlns:w="http://schemas.openxmlformats.org/wordprocessingml/2006/main">
+        <w:rPr>
+          <w:b/>
+          <w:bCs/>
+        </w:rPr>
+        <w:t xml:space="preserve">Portone Sontuoso </w:t>
+      </w:r>
+      <w:r xmlns:w="http://schemas.openxmlformats.org/wordprocessingml/2006/main">
+        <w:t xml:space="preserve">es mucho más que una simple entrada; es la imponente tarjeta de visita que marca el inicio de la subida más emblemática de Bolonia. Ubicado en Via Saragozza, es el punto exacto donde el pórtico se separa de la ciudad para iniciar su ascenso hacia el Colle della Guardia.</w:t>
+      </w:r>
+    </w:p>
+    <w:p/>
+    <w:p>
       <w:r>
-        <w:t xml:space="preserve">• Arco 1 (Arco Bonaccorsi) </w:t>
-      </w:r>
-    </w:p>
-    <w:p>
-      <w:pPr>
-        <w:spacing w:after="0"/>
-      </w:pPr>
-    </w:p>
-    <w:p>
-      <w:pPr>
+        <w:rPr>
+          <w:noProof/>
+        </w:rPr>
+        <w:drawing>
+          <wp:inline distT="0" distB="0" distL="0" distR="0" wp14:anchorId="7F92F941" wp14:editId="6FAB6955">
+            <wp:extent cx="4178808" cy="2782824"/>
+            <wp:effectExtent l="0" t="0" r="0" b="0"/>
+            <wp:docPr id="1099843620" name="Immagine 2" descr="Immagine che contiene aria aperta, cielo, edificio, strada&#10;&#10;Il contenuto generato dall'IA potrebbe non essere corretto."/>
+            <wp:cNvGraphicFramePr>
+              <a:graphicFrameLocks xmlns:a="http://schemas.openxmlformats.org/drawingml/2006/main" noChangeAspect="1"/>
+            </wp:cNvGraphicFramePr>
+            <a:graphic xmlns:a="http://schemas.openxmlformats.org/drawingml/2006/main">
+              <a:graphicData uri="http://schemas.openxmlformats.org/drawingml/2006/picture">
+                <pic:pic xmlns:pic="http://schemas.openxmlformats.org/drawingml/2006/picture">
+                  <pic:nvPicPr>
+                    <pic:cNvPr id="1099843620" name="Immagine 2" descr="Immagine che contiene aria aperta, cielo, edificio, strada&#10;&#10;Il contenuto generato dall'IA potrebbe non essere corretto."/>
+                    <pic:cNvPicPr/>
+                  </pic:nvPicPr>
+                  <pic:blipFill>
+                    <a:blip r:embed="rId5" cstate="print">
+                      <a:extLst>
+                        <a:ext uri="{28A0092B-C50C-407E-A947-70E740481C1C}">
+                          <a14:useLocalDpi xmlns:a14="http://schemas.microsoft.com/office/drawing/2010/main" val="0"/>
+                        </a:ext>
+                      </a:extLst>
+                    </a:blip>
+                    <a:stretch>
+                      <a:fillRect/>
+                    </a:stretch>
+                  </pic:blipFill>
+                  <pic:spPr>
+                    <a:xfrm>
+                      <a:off x="0" y="0"/>
+                      <a:ext cx="4178808" cy="2782824"/>
+                    </a:xfrm>
+                    <a:prstGeom prst="rect">
+                      <a:avLst/>
+                    </a:prstGeom>
+                  </pic:spPr>
+                </pic:pic>
+              </a:graphicData>
+            </a:graphic>
+          </wp:inline>
+        </w:drawing>
+      </w:r>
+    </w:p>
+    <w:p>
+      <w:pPr xmlns:w="http://schemas.openxmlformats.org/wordprocessingml/2006/main">
+        <w:rPr>
+          <w:noProof/>
+        </w:rPr>
+      </w:pPr>
+      <w:r xmlns:w="http://schemas.openxmlformats.org/wordprocessingml/2006/main">
+        <w:rPr>
+          <w:noProof/>
+        </w:rPr>
+        <w:t xml:space="preserve">[SPLIT_BLOCK:Portone_Sontuoso.jpg]</w:t>
+      </w:r>
+    </w:p>
+    <w:p>
+      <w:r xmlns:w="http://schemas.openxmlformats.org/wordprocessingml/2006/main">
+        <w:t xml:space="preserve">Aquí están los detalles clave sobre esta obra maestra arquitectónica:</w:t>
+      </w:r>
+    </w:p>
+    <w:p>
+      <w:pPr xmlns:w="http://schemas.openxmlformats.org/wordprocessingml/2006/main">
+        <w:rPr>
+          <w:b/>
+          <w:bCs/>
+        </w:rPr>
+      </w:pPr>
+      <w:r xmlns:w="http://schemas.openxmlformats.org/wordprocessingml/2006/main">
+        <w:rPr>
+          <w:b/>
+          <w:bCs/>
+        </w:rPr>
+        <w:t xml:space="preserve">1. Arquitectura y simbolismo</w:t>
+      </w:r>
+    </w:p>
+    <w:p>
+      <w:r xmlns:w="http://schemas.openxmlformats.org/wordprocessingml/2006/main">
+        <w:t xml:space="preserve">Construido en </w:t>
+      </w:r>
+      <w:r xmlns:w="http://schemas.openxmlformats.org/wordprocessingml/2006/main">
+        <w:rPr>
+          <w:b/>
+          <w:bCs/>
+        </w:rPr>
+        <w:t xml:space="preserve">1674 </w:t>
+      </w:r>
+      <w:r xmlns:w="http://schemas.openxmlformats.org/wordprocessingml/2006/main">
+        <w:t xml:space="preserve">, el arco fue diseñado por el arquitecto </w:t>
+      </w:r>
+      <w:r xmlns:w="http://schemas.openxmlformats.org/wordprocessingml/2006/main">
+        <w:rPr>
+          <w:b/>
+          <w:bCs/>
+        </w:rPr>
+        <w:t xml:space="preserve">Gian Giacomo Monti </w:t>
+      </w:r>
+      <w:r xmlns:w="http://schemas.openxmlformats.org/wordprocessingml/2006/main">
+        <w:t xml:space="preserve">.</w:t>
+      </w:r>
+    </w:p>
+    <w:p>
+      <w:pPr xmlns:w="http://schemas.openxmlformats.org/wordprocessingml/2006/main">
+        <w:numPr>
+          <w:ilvl w:val="0"/>
+          <w:numId w:val="1"/>
+        </w:numPr>
+      </w:pPr>
+      <w:r xmlns:w="http://schemas.openxmlformats.org/wordprocessingml/2006/main">
+        <w:rPr>
+          <w:b/>
+          <w:bCs/>
+        </w:rPr>
+        <w:t xml:space="preserve">Estructura: </w:t>
+      </w:r>
+      <w:r xmlns:w="http://schemas.openxmlformats.org/wordprocessingml/2006/main">
+        <w:t xml:space="preserve">Aparece como un arco triunfal de orden corintio, monumental y decididamente más alto y ornamentado que los 665 arcos restantes del pórtico.</w:t>
+      </w:r>
+    </w:p>
+    <w:p>
+      <w:pPr xmlns:w="http://schemas.openxmlformats.org/wordprocessingml/2006/main">
+        <w:numPr>
+          <w:ilvl w:val="0"/>
+          <w:numId w:val="1"/>
+        </w:numPr>
+      </w:pPr>
+      <w:r xmlns:w="http://schemas.openxmlformats.org/wordprocessingml/2006/main">
+        <w:rPr>
+          <w:b/>
+          <w:bCs/>
+        </w:rPr>
+        <w:t xml:space="preserve">Función: </w:t>
+      </w:r>
+      <w:r xmlns:w="http://schemas.openxmlformats.org/wordprocessingml/2006/main">
+        <w:t xml:space="preserve">Marca la transición del mundo profano de la ciudad al mundo sagrado del itinerario devocional. Marca el inicio de un sendero de casi 4 kilómetros que simboliza el cuerpo de la serpiente (el diablo) aplastado a los pies de la Virgen (el Santuario).</w:t>
+      </w:r>
+    </w:p>
+    <w:p>
+      <w:pPr xmlns:w="http://schemas.openxmlformats.org/wordprocessingml/2006/main">
+        <w:rPr>
+          <w:b/>
+          <w:bCs/>
+        </w:rPr>
+      </w:pPr>
+      <w:r xmlns:w="http://schemas.openxmlformats.org/wordprocessingml/2006/main">
+        <w:rPr>
+          <w:b/>
+          <w:bCs/>
+        </w:rPr>
+        <w:t xml:space="preserve">2. ¿Por qué se llama “Suntuoso”?</w:t>
+      </w:r>
+    </w:p>
+    <w:p>
+      <w:r xmlns:w="http://schemas.openxmlformats.org/wordprocessingml/2006/main">
+        <w:t xml:space="preserve">El nombre no es una exageración moderna, sino que deriva de su riqueza decorativa en comparación con la sobriedad del resto del recorrido.</w:t>
+      </w:r>
+    </w:p>
+    <w:p>
+      <w:pPr xmlns:w="http://schemas.openxmlformats.org/wordprocessingml/2006/main">
+        <w:numPr>
+          <w:ilvl w:val="0"/>
+          <w:numId w:val="2"/>
+        </w:numPr>
+      </w:pPr>
+      <w:r xmlns:w="http://schemas.openxmlformats.org/wordprocessingml/2006/main">
+        <w:t xml:space="preserve">Está adornado con el escudo de armas de la familia </w:t>
+      </w:r>
+      <w:r xmlns:w="http://schemas.openxmlformats.org/wordprocessingml/2006/main">
+        <w:rPr>
+          <w:b/>
+          <w:bCs/>
+        </w:rPr>
+        <w:t xml:space="preserve">Bonaccorsi </w:t>
+      </w:r>
+      <w:r xmlns:w="http://schemas.openxmlformats.org/wordprocessingml/2006/main">
+        <w:t xml:space="preserve">, que financió su construcción.</w:t>
+      </w:r>
+    </w:p>
+    <w:p>
+      <w:pPr xmlns:w="http://schemas.openxmlformats.org/wordprocessingml/2006/main">
+        <w:numPr>
+          <w:ilvl w:val="0"/>
+          <w:numId w:val="2"/>
+        </w:numPr>
+      </w:pPr>
+      <w:r xmlns:w="http://schemas.openxmlformats.org/wordprocessingml/2006/main">
+        <w:t xml:space="preserve">Presenta inscripciones en latín y decoraciones en relieve que celebran la protección de la Virgen sobre la ciudad de Bolonia.</w:t>
+      </w:r>
+    </w:p>
+    <w:p>
+      <w:pPr xmlns:w="http://schemas.openxmlformats.org/wordprocessingml/2006/main">
+        <w:rPr>
+          <w:b/>
+          <w:bCs/>
+        </w:rPr>
+      </w:pPr>
+      <w:r xmlns:w="http://schemas.openxmlformats.org/wordprocessingml/2006/main">
+        <w:rPr>
+          <w:b/>
+          <w:bCs/>
+        </w:rPr>
+        <w:t xml:space="preserve">3. Una curiosidad histórica</w:t>
+      </w:r>
+    </w:p>
+    <w:p>
+      <w:r xmlns:w="http://schemas.openxmlformats.org/wordprocessingml/2006/main">
+        <w:lastRenderedPageBreak xmlns:w="http://schemas.openxmlformats.org/wordprocessingml/2006/main"/>
+      </w:r>
+      <w:r xmlns:w="http://schemas.openxmlformats.org/wordprocessingml/2006/main">
+        <w:t xml:space="preserve">Aunque hoy lo vemos perfectamente integrado en el tejido urbano, en el momento de su construcción, el Portone Sontuoso planteó un verdadero reto de ingeniería y logística. Debía conectar el tramo llano de la carretera (construido entre 1674 y 1676) con el inicio de la empinada subida que conducía a Meloncello.</w:t>
+      </w:r>
+    </w:p>
+    <w:p>
+      <w:r xmlns:w="http://schemas.openxmlformats.org/wordprocessingml/2006/main" xmlns:wp="http://schemas.openxmlformats.org/drawingml/2006/wordprocessingDrawing" xmlns:wp14="http://schemas.microsoft.com/office/word/2010/wordprocessingDrawing" xmlns:r="http://schemas.openxmlformats.org/officeDocument/2006/relationships">
+        <w:rPr>
+          <w:noProof/>
+        </w:rPr>
+        <w:drawing xmlns:w="http://schemas.openxmlformats.org/wordprocessingml/2006/main" xmlns:wp="http://schemas.openxmlformats.org/drawingml/2006/wordprocessingDrawing" xmlns:wp14="http://schemas.microsoft.com/office/word/2010/wordprocessingDrawing" xmlns:r="http://schemas.openxmlformats.org/officeDocument/2006/relationships">
+          <wp:inline distT="0" distB="0" distL="0" distR="0" wp14:anchorId="227264A1" wp14:editId="59A5B6DD">
+            <wp:extent cx="6120130" cy="4230370"/>
+            <wp:effectExtent l="0" t="0" r="0" b="0"/>
+            <wp:docPr id="839768103" name="Immagine 1" descr="Immagine che contiene disegno, schizzo, testo, bianco e nero&#10;&#10;Il contenuto generato dall'IA potrebbe non essere corretto."/>
+            <wp:cNvGraphicFramePr>
+              <a:graphicFrameLocks xmlns:a="http://schemas.openxmlformats.org/drawingml/2006/main" noChangeAspect="1"/>
+            </wp:cNvGraphicFramePr>
+            <a:graphic xmlns:a="http://schemas.openxmlformats.org/drawingml/2006/main">
+              <a:graphicData uri="http://schemas.openxmlformats.org/drawingml/2006/picture">
+                <pic:pic xmlns:pic="http://schemas.openxmlformats.org/drawingml/2006/picture">
+                  <pic:nvPicPr>
+                    <pic:cNvPr id="839768103" name="Immagine 1" descr="Immagine che contiene disegno, schizzo, testo, bianco e nero&#10;&#10;Il contenuto generato dall'IA potrebbe non essere corretto."/>
+                    <pic:cNvPicPr/>
+                  </pic:nvPicPr>
+                  <pic:blipFill>
+                    <a:blip r:embed="rId6">
+                      <a:extLst>
+                        <a:ext uri="{28A0092B-C50C-407E-A947-70E740481C1C}">
+                          <a14:useLocalDpi xmlns:a14="http://schemas.microsoft.com/office/drawing/2010/main" val="0"/>
+                        </a:ext>
+                      </a:extLst>
+                    </a:blip>
+                    <a:stretch>
+                      <a:fillRect/>
+                    </a:stretch>
+                  </pic:blipFill>
+                  <pic:spPr>
+                    <a:xfrm>
+                      <a:off x="0" y="0"/>
+                      <a:ext cx="6120130" cy="4230370"/>
+                    </a:xfrm>
+                    <a:prstGeom prst="rect">
+                      <a:avLst/>
+                    </a:prstGeom>
+                  </pic:spPr>
+                </pic:pic>
+              </a:graphicData>
+            </a:graphic>
+          </wp:inline>
+        </w:drawing>
+      </w:r>
+      <w:r xmlns:w="http://schemas.openxmlformats.org/wordprocessingml/2006/main">
+        <w:rPr>
+          <w:noProof/>
+        </w:rPr>
+        <w:t xml:space="preserve">[SPLIT_BLOCK:Dibujo_Bonaccorsi]</w:t>
+      </w:r>
+      <w:r xmlns:w="http://schemas.openxmlformats.org/wordprocessingml/2006/main">
+        <w:t xml:space="preserve"> </w:t>
+      </w:r>
+    </w:p>
+    <w:p>
+      <w:pPr xmlns:w="http://schemas.openxmlformats.org/wordprocessingml/2006/main">
+        <w:spacing w:after="0"/>
+      </w:pPr>
+      <w:r xmlns:w="http://schemas.openxmlformats.org/wordprocessingml/2006/main">
+        <w:t xml:space="preserve">La placa debajo del porche dice:</w:t>
+      </w:r>
+    </w:p>
+    <w:p>
+      <w:pPr xmlns:w="http://schemas.openxmlformats.org/wordprocessingml/2006/main">
         <w:spacing w:after="0"/>
         <w:jc w:val="center"/>
-      </w:pPr>
-      <w:r>
-        <w:t>CLEMENTE X PONT OPT MAX</w:t>
-      </w:r>
-    </w:p>
-    <w:p>
-      <w:pPr>
+        <w:rPr>
+          <w:noProof/>
+        </w:rPr>
+      </w:pPr>
+      <w:r xmlns:w="http://schemas.openxmlformats.org/wordprocessingml/2006/main">
+        <w:rPr>
+          <w:noProof/>
+        </w:rPr>
+        <w:t xml:space="preserve">CLEMENTE X PONT OPT MAX</w:t>
+      </w:r>
+    </w:p>
+    <w:p>
+      <w:pPr xmlns:w="http://schemas.openxmlformats.org/wordprocessingml/2006/main">
         <w:spacing w:after="0"/>
         <w:jc w:val="center"/>
-      </w:pPr>
-      <w:r>
-        <w:t>BONACCURSIUS</w:t>
-      </w:r>
-    </w:p>
-    <w:p>
-      <w:pPr>
+        <w:rPr>
+          <w:noProof/>
+        </w:rPr>
+      </w:pPr>
+      <w:r xmlns:w="http://schemas.openxmlformats.org/wordprocessingml/2006/main">
+        <w:rPr>
+          <w:noProof/>
+        </w:rPr>
+        <w:t xml:space="preserve">BONACCURSIO</w:t>
+      </w:r>
+    </w:p>
+    <w:p>
+      <w:pPr xmlns:w="http://schemas.openxmlformats.org/wordprocessingml/2006/main">
         <w:spacing w:after="0"/>
         <w:jc w:val="center"/>
-      </w:pPr>
-      <w:r>
-        <w:t>S R E CARDINALIS BONACCURSIUS</w:t>
-      </w:r>
-    </w:p>
-    <w:p>
-      <w:pPr>
+        <w:rPr>
+          <w:noProof/>
+        </w:rPr>
+      </w:pPr>
+      <w:r xmlns:w="http://schemas.openxmlformats.org/wordprocessingml/2006/main">
+        <w:rPr>
+          <w:noProof/>
+        </w:rPr>
+        <w:t xml:space="preserve">SRE CARDINALIS BONACCURSIUS</w:t>
+      </w:r>
+    </w:p>
+    <w:p>
+      <w:pPr xmlns:w="http://schemas.openxmlformats.org/wordprocessingml/2006/main">
         <w:spacing w:after="0"/>
         <w:jc w:val="center"/>
-      </w:pPr>
-      <w:r>
-        <w:t>BONONIAE DE LATERE LEGATUS</w:t>
-      </w:r>
-    </w:p>
-    <w:p>
-      <w:pPr>
+        <w:rPr>
+          <w:noProof/>
+        </w:rPr>
+      </w:pPr>
+      <w:r xmlns:w="http://schemas.openxmlformats.org/wordprocessingml/2006/main">
+        <w:rPr>
+          <w:noProof/>
+        </w:rPr>
+        <w:t xml:space="preserve">BONONIAE DE LATERE LEGATUS</w:t>
+      </w:r>
+    </w:p>
+    <w:p>
+      <w:pPr xmlns:w="http://schemas.openxmlformats.org/wordprocessingml/2006/main">
         <w:spacing w:after="0"/>
         <w:jc w:val="center"/>
-      </w:pPr>
-      <w:r>
-        <w:t>SINGULARI</w:t>
-      </w:r>
-    </w:p>
-    <w:p>
-      <w:pPr>
+        <w:rPr>
+          <w:noProof/>
+        </w:rPr>
+      </w:pPr>
+      <w:r xmlns:w="http://schemas.openxmlformats.org/wordprocessingml/2006/main">
+        <w:rPr>
+          <w:noProof/>
+        </w:rPr>
+        <w:t xml:space="preserve">SINGULAR</w:t>
+      </w:r>
+    </w:p>
+    <w:p>
+      <w:pPr xmlns:w="http://schemas.openxmlformats.org/wordprocessingml/2006/main">
         <w:spacing w:after="0"/>
         <w:jc w:val="center"/>
-      </w:pPr>
-      <w:r>
-        <w:t>CIVIUM ERGA BEATAM VIRG. PIETATI</w:t>
-      </w:r>
-    </w:p>
-    <w:p>
-      <w:pPr>
+        <w:rPr>
+          <w:noProof/>
+        </w:rPr>
+      </w:pPr>
+      <w:r xmlns:w="http://schemas.openxmlformats.org/wordprocessingml/2006/main">
+        <w:rPr>
+          <w:noProof/>
+        </w:rPr>
+        <w:t xml:space="preserve">CIVIUM ERGA BEATAM VIRGEN. TEN PIEDAD</w:t>
+      </w:r>
+    </w:p>
+    <w:p>
+      <w:pPr xmlns:w="http://schemas.openxmlformats.org/wordprocessingml/2006/main">
         <w:spacing w:after="0"/>
         <w:jc w:val="center"/>
-      </w:pPr>
-      <w:r>
-        <w:t>ELEGANTI HOC FORNICE PRAEIVIT</w:t>
-      </w:r>
-    </w:p>
-    <w:p>
-      <w:pPr>
+        <w:rPr>
+          <w:noProof/>
+        </w:rPr>
+      </w:pPr>
+      <w:r xmlns:w="http://schemas.openxmlformats.org/wordprocessingml/2006/main">
+        <w:rPr>
+          <w:noProof/>
+        </w:rPr>
+        <w:t xml:space="preserve">ELEGANTE HOC FORNICE PRAEIVIT</w:t>
+      </w:r>
+    </w:p>
+    <w:p>
+      <w:pPr xmlns:w="http://schemas.openxmlformats.org/wordprocessingml/2006/main">
         <w:spacing w:after="0"/>
         <w:jc w:val="center"/>
-      </w:pPr>
-      <w:r>
-        <w:t>ANNO IVB MDCLXXV</w:t>
-      </w:r>
-    </w:p>
-    <w:p>
-      <w:pPr>
+        <w:rPr>
+          <w:noProof/>
+        </w:rPr>
+      </w:pPr>
+      <w:r xmlns:w="http://schemas.openxmlformats.org/wordprocessingml/2006/main">
+        <w:rPr>
+          <w:noProof/>
+        </w:rPr>
+        <w:t xml:space="preserve">AÑO IV MDCLXXV</w:t>
+      </w:r>
+    </w:p>
+    <w:p>
+      <w:pPr xmlns:w="http://schemas.openxmlformats.org/wordprocessingml/2006/main">
         <w:spacing w:after="0"/>
         <w:jc w:val="center"/>
-      </w:pPr>
-      <w:r>
-        <w:t>LEGATIONIS II</w:t>
-      </w:r>
-    </w:p>
-    <w:p>
-      <w:pPr>
+        <w:rPr>
+          <w:noProof/>
+        </w:rPr>
+      </w:pPr>
+      <w:r xmlns:w="http://schemas.openxmlformats.org/wordprocessingml/2006/main">
+        <w:rPr>
+          <w:noProof/>
+        </w:rPr>
+        <w:t xml:space="preserve">LEGATIONIS II</w:t>
+      </w:r>
+    </w:p>
+    <w:p>
+      <w:pPr xmlns:w="http://schemas.openxmlformats.org/wordprocessingml/2006/main">
         <w:spacing w:after="0"/>
         <w:jc w:val="center"/>
-      </w:pPr>
-      <w:r>
-        <w:t>RAYMUNDUS COM. CAS. S. PETRI IN SABINIS</w:t>
-      </w:r>
-    </w:p>
-    <w:p>
-      <w:pPr>
+        <w:rPr>
+          <w:noProof/>
+        </w:rPr>
+      </w:pPr>
+      <w:r xmlns:w="http://schemas.openxmlformats.org/wordprocessingml/2006/main">
+        <w:rPr>
+          <w:noProof/>
+        </w:rPr>
+        <w:t xml:space="preserve">RAYMUNDUS COM. CAS. S. PETRI EN SABINIS</w:t>
+      </w:r>
+    </w:p>
+    <w:p>
+      <w:pPr xmlns:w="http://schemas.openxmlformats.org/wordprocessingml/2006/main">
         <w:spacing w:after="0"/>
         <w:jc w:val="center"/>
-      </w:pPr>
-      <w:r>
-        <w:t>ET ALY FRATRES DE BONACURSIS</w:t>
-      </w:r>
-    </w:p>
-    <w:p>
-      <w:pPr>
+        <w:rPr>
+          <w:noProof/>
+        </w:rPr>
+      </w:pPr>
+      <w:r xmlns:w="http://schemas.openxmlformats.org/wordprocessingml/2006/main">
+        <w:rPr>
+          <w:noProof/>
+        </w:rPr>
+        <w:t xml:space="preserve">ET ALY FRATRES DE BONACURSIS</w:t>
+      </w:r>
+    </w:p>
+    <w:p>
+      <w:pPr xmlns:w="http://schemas.openxmlformats.org/wordprocessingml/2006/main">
         <w:spacing w:after="0"/>
         <w:jc w:val="center"/>
-      </w:pPr>
-      <w:r>
-        <w:t>CARD. BONACURSIS EX FRAT. NEPOTES</w:t>
-      </w:r>
-    </w:p>
-    <w:p>
-      <w:pPr>
+        <w:rPr>
+          <w:noProof/>
+        </w:rPr>
+      </w:pPr>
+      <w:r xmlns:w="http://schemas.openxmlformats.org/wordprocessingml/2006/main">
+        <w:rPr>
+          <w:noProof/>
+        </w:rPr>
+        <w:t xml:space="preserve">TARJETA. BONACURSIS EX FRAT. NEPOTAS</w:t>
+      </w:r>
+    </w:p>
+    <w:p>
+      <w:pPr xmlns:w="http://schemas.openxmlformats.org/wordprocessingml/2006/main">
         <w:spacing w:after="0"/>
         <w:jc w:val="center"/>
-      </w:pPr>
-      <w:r>
-        <w:t>RESTAURARUNT</w:t>
-      </w:r>
-    </w:p>
-    <w:p>
-      <w:pPr>
+        <w:rPr>
+          <w:noProof/>
+        </w:rPr>
+      </w:pPr>
+      <w:r xmlns:w="http://schemas.openxmlformats.org/wordprocessingml/2006/main">
+        <w:rPr>
+          <w:noProof/>
+        </w:rPr>
+        <w:t xml:space="preserve">RESTAURARUNT</w:t>
+      </w:r>
+    </w:p>
+    <w:p>
+      <w:pPr xmlns:w="http://schemas.openxmlformats.org/wordprocessingml/2006/main">
         <w:spacing w:after="0"/>
         <w:jc w:val="center"/>
       </w:pPr>
-      <w:r>
-        <w:t>ANNO SAL. MDCCXVI</w:t>
+      <w:r xmlns:w="http://schemas.openxmlformats.org/wordprocessingml/2006/main">
+        <w:rPr>
+          <w:noProof/>
+        </w:rPr>
+        <w:t xml:space="preserve">Salmo del año 1726</w:t>
       </w:r>
     </w:p>
     <w:p>
@@ -151,431 +520,46 @@
       </w:pPr>
     </w:p>
     <w:p>
-      <w:pPr>
-        <w:spacing w:after="0"/>
-      </w:pPr>
-      <w:proofErr w:type="spellStart"/>
-      <w:r>
-        <w:t>Siendo</w:t>
-      </w:r>
-      <w:proofErr w:type="spellEnd"/>
-      <w:r>
-        <w:t xml:space="preserve"> Clemente X </w:t>
-      </w:r>
-      <w:proofErr w:type="spellStart"/>
-      <w:r>
-        <w:t>el</w:t>
-      </w:r>
-      <w:proofErr w:type="spellEnd"/>
-      <w:r>
-        <w:t xml:space="preserve"> </w:t>
-      </w:r>
-      <w:proofErr w:type="spellStart"/>
-      <w:r>
-        <w:t>Excelentísimo</w:t>
-      </w:r>
-      <w:proofErr w:type="spellEnd"/>
-      <w:r>
-        <w:t xml:space="preserve"> </w:t>
-      </w:r>
-      <w:proofErr w:type="spellStart"/>
-      <w:r>
-        <w:t>Pontífice</w:t>
-      </w:r>
-      <w:proofErr w:type="spellEnd"/>
-      <w:r>
-        <w:t xml:space="preserve">, Bonaccorso Bonaccorsi, </w:t>
-      </w:r>
-      <w:proofErr w:type="spellStart"/>
-      <w:r>
-        <w:t>Cardenal</w:t>
-      </w:r>
-      <w:proofErr w:type="spellEnd"/>
-      <w:r>
-        <w:t xml:space="preserve"> de la Santa </w:t>
-      </w:r>
-      <w:proofErr w:type="spellStart"/>
-      <w:r>
-        <w:t>Iglesia</w:t>
-      </w:r>
-      <w:proofErr w:type="spellEnd"/>
-      <w:r>
-        <w:t xml:space="preserve"> Romana y </w:t>
-      </w:r>
-      <w:proofErr w:type="spellStart"/>
-      <w:r>
-        <w:t>Legado</w:t>
-      </w:r>
-      <w:proofErr w:type="spellEnd"/>
-      <w:r>
-        <w:t xml:space="preserve"> de </w:t>
-      </w:r>
-      <w:proofErr w:type="spellStart"/>
-      <w:r>
-        <w:t>Bolonia</w:t>
-      </w:r>
-      <w:proofErr w:type="spellEnd"/>
-      <w:r>
-        <w:t xml:space="preserve">, </w:t>
-      </w:r>
-      <w:proofErr w:type="spellStart"/>
-      <w:r>
-        <w:t>precedió</w:t>
-      </w:r>
-      <w:proofErr w:type="spellEnd"/>
-      <w:r>
-        <w:t xml:space="preserve"> con este elegante arco la </w:t>
-      </w:r>
-      <w:proofErr w:type="spellStart"/>
-      <w:r>
-        <w:t>devoción</w:t>
-      </w:r>
-      <w:proofErr w:type="spellEnd"/>
-      <w:r>
-        <w:t xml:space="preserve"> de </w:t>
-      </w:r>
-      <w:proofErr w:type="spellStart"/>
-      <w:r>
-        <w:t>los</w:t>
-      </w:r>
-      <w:proofErr w:type="spellEnd"/>
-      <w:r>
-        <w:t xml:space="preserve"> </w:t>
-      </w:r>
-      <w:proofErr w:type="spellStart"/>
-      <w:r>
-        <w:t>boloñeses</w:t>
-      </w:r>
-      <w:proofErr w:type="spellEnd"/>
-      <w:r>
-        <w:t xml:space="preserve"> </w:t>
-      </w:r>
-      <w:proofErr w:type="spellStart"/>
-      <w:r>
-        <w:t>hacia</w:t>
-      </w:r>
-      <w:proofErr w:type="spellEnd"/>
-      <w:r>
-        <w:t xml:space="preserve"> la </w:t>
-      </w:r>
-      <w:proofErr w:type="spellStart"/>
-      <w:r>
-        <w:t>Santísima</w:t>
-      </w:r>
-      <w:proofErr w:type="spellEnd"/>
-      <w:r>
-        <w:t xml:space="preserve"> </w:t>
-      </w:r>
-      <w:proofErr w:type="spellStart"/>
-      <w:r>
-        <w:t>Virgen</w:t>
-      </w:r>
-      <w:proofErr w:type="spellEnd"/>
-      <w:r>
-        <w:t xml:space="preserve"> en </w:t>
-      </w:r>
-      <w:proofErr w:type="spellStart"/>
-      <w:r>
-        <w:t>el</w:t>
-      </w:r>
-      <w:proofErr w:type="spellEnd"/>
-      <w:r>
-        <w:t xml:space="preserve"> </w:t>
-      </w:r>
-      <w:proofErr w:type="spellStart"/>
-      <w:r>
-        <w:t>Año</w:t>
-      </w:r>
-      <w:proofErr w:type="spellEnd"/>
-      <w:r>
-        <w:t xml:space="preserve"> </w:t>
-      </w:r>
-      <w:proofErr w:type="spellStart"/>
-      <w:r>
-        <w:t>Jubilar</w:t>
-      </w:r>
-      <w:proofErr w:type="spellEnd"/>
-      <w:r>
-        <w:t xml:space="preserve"> de 1675, </w:t>
-      </w:r>
-      <w:proofErr w:type="spellStart"/>
-      <w:r>
-        <w:t>segundo</w:t>
-      </w:r>
-      <w:proofErr w:type="spellEnd"/>
-      <w:r>
-        <w:t xml:space="preserve"> </w:t>
-      </w:r>
-      <w:proofErr w:type="spellStart"/>
-      <w:r>
-        <w:t>año</w:t>
-      </w:r>
-      <w:proofErr w:type="spellEnd"/>
-      <w:r>
-        <w:t xml:space="preserve"> de su </w:t>
-      </w:r>
-      <w:proofErr w:type="spellStart"/>
-      <w:r>
-        <w:t>legación</w:t>
-      </w:r>
-      <w:proofErr w:type="spellEnd"/>
-      <w:r>
-        <w:t>.</w:t>
-      </w:r>
-    </w:p>
-    <w:p>
-      <w:pPr>
-        <w:spacing w:after="0"/>
-      </w:pPr>
-    </w:p>
-    <w:p>
-      <w:pPr>
-        <w:spacing w:after="0"/>
-      </w:pPr>
-      <w:r>
-        <w:t xml:space="preserve">El Conde Raimondo de Castel San Pietro in Sabina y </w:t>
-      </w:r>
-      <w:proofErr w:type="spellStart"/>
-      <w:r>
-        <w:t>los</w:t>
-      </w:r>
-      <w:proofErr w:type="spellEnd"/>
-      <w:r>
-        <w:t xml:space="preserve"> </w:t>
-      </w:r>
-      <w:proofErr w:type="spellStart"/>
-      <w:r>
-        <w:t>demás</w:t>
-      </w:r>
-      <w:proofErr w:type="spellEnd"/>
-      <w:r>
-        <w:t xml:space="preserve"> </w:t>
-      </w:r>
-      <w:proofErr w:type="spellStart"/>
-      <w:r>
-        <w:t>hermanos</w:t>
-      </w:r>
-      <w:proofErr w:type="spellEnd"/>
-      <w:r>
-        <w:t xml:space="preserve"> Bonaccorsi, </w:t>
-      </w:r>
-      <w:proofErr w:type="spellStart"/>
-      <w:r>
-        <w:t>sobrinos</w:t>
-      </w:r>
-      <w:proofErr w:type="spellEnd"/>
-      <w:r>
-        <w:t xml:space="preserve"> del </w:t>
-      </w:r>
-      <w:proofErr w:type="spellStart"/>
-      <w:r>
-        <w:t>Cardenal</w:t>
-      </w:r>
-      <w:proofErr w:type="spellEnd"/>
-      <w:r>
-        <w:t xml:space="preserve"> Bonaccorso por </w:t>
-      </w:r>
-      <w:proofErr w:type="spellStart"/>
-      <w:r>
-        <w:t>línea</w:t>
-      </w:r>
-      <w:proofErr w:type="spellEnd"/>
-      <w:r>
-        <w:t xml:space="preserve"> de su </w:t>
-      </w:r>
-      <w:proofErr w:type="spellStart"/>
-      <w:r>
-        <w:t>hermano</w:t>
-      </w:r>
-      <w:proofErr w:type="spellEnd"/>
-      <w:r>
-        <w:t xml:space="preserve">, lo </w:t>
-      </w:r>
-      <w:proofErr w:type="spellStart"/>
-      <w:r>
-        <w:t>restauraron</w:t>
-      </w:r>
-      <w:proofErr w:type="spellEnd"/>
-      <w:r>
-        <w:t xml:space="preserve"> en </w:t>
-      </w:r>
-      <w:proofErr w:type="spellStart"/>
-      <w:r>
-        <w:t>el</w:t>
-      </w:r>
-      <w:proofErr w:type="spellEnd"/>
-      <w:r>
-        <w:t xml:space="preserve"> </w:t>
-      </w:r>
-      <w:proofErr w:type="spellStart"/>
-      <w:r>
-        <w:t>Año</w:t>
-      </w:r>
-      <w:proofErr w:type="spellEnd"/>
-      <w:r>
-        <w:t xml:space="preserve"> de la </w:t>
-      </w:r>
-      <w:proofErr w:type="spellStart"/>
-      <w:r>
-        <w:t>Salvación</w:t>
-      </w:r>
-      <w:proofErr w:type="spellEnd"/>
-      <w:r>
-        <w:t xml:space="preserve"> de 1716.</w:t>
-      </w:r>
-    </w:p>
-    <w:p>
-      <w:pPr>
-        <w:spacing w:after="0"/>
-      </w:pPr>
-    </w:p>
-    <w:p>
-      <w:pPr>
-        <w:spacing w:after="0"/>
-      </w:pPr>
-      <w:proofErr w:type="spellStart"/>
-      <w:r>
-        <w:t>Corresponde</w:t>
-      </w:r>
-      <w:proofErr w:type="spellEnd"/>
-      <w:r>
-        <w:t xml:space="preserve"> al arco </w:t>
-      </w:r>
-      <w:proofErr w:type="spellStart"/>
-      <w:r>
-        <w:t>principal</w:t>
-      </w:r>
-      <w:proofErr w:type="spellEnd"/>
-      <w:r>
-        <w:t xml:space="preserve"> n.° 1 (</w:t>
-      </w:r>
-      <w:proofErr w:type="spellStart"/>
-      <w:r>
-        <w:t>el</w:t>
-      </w:r>
-      <w:proofErr w:type="spellEnd"/>
-      <w:r>
-        <w:t xml:space="preserve"> </w:t>
-      </w:r>
-      <w:proofErr w:type="spellStart"/>
-      <w:r>
-        <w:t>número</w:t>
-      </w:r>
-      <w:proofErr w:type="spellEnd"/>
-      <w:r>
-        <w:t xml:space="preserve"> en este </w:t>
-      </w:r>
-      <w:proofErr w:type="spellStart"/>
-      <w:r>
-        <w:t>grabado</w:t>
-      </w:r>
-      <w:proofErr w:type="spellEnd"/>
-      <w:r>
-        <w:t xml:space="preserve"> es </w:t>
-      </w:r>
-      <w:proofErr w:type="spellStart"/>
-      <w:r>
-        <w:t>implícito</w:t>
-      </w:r>
-      <w:proofErr w:type="spellEnd"/>
-      <w:r>
-        <w:t xml:space="preserve">, pero </w:t>
-      </w:r>
-      <w:proofErr w:type="spellStart"/>
-      <w:r>
-        <w:t>obvio</w:t>
-      </w:r>
-      <w:proofErr w:type="spellEnd"/>
-      <w:r>
-        <w:t xml:space="preserve">) de la </w:t>
-      </w:r>
-      <w:proofErr w:type="spellStart"/>
-      <w:r>
-        <w:t>división</w:t>
-      </w:r>
-      <w:proofErr w:type="spellEnd"/>
-      <w:r>
-        <w:t xml:space="preserve"> del suntuoso </w:t>
-      </w:r>
-      <w:proofErr w:type="spellStart"/>
-      <w:r>
-        <w:t>pórtico</w:t>
-      </w:r>
-      <w:proofErr w:type="spellEnd"/>
-      <w:r>
-        <w:t>.</w:t>
-      </w:r>
-    </w:p>
-    <w:p>
-      <w:pPr>
-        <w:spacing w:after="0"/>
-      </w:pPr>
-    </w:p>
-    <w:p>
-      <w:pPr>
-        <w:spacing w:after="0"/>
-      </w:pPr>
-      <w:proofErr w:type="spellStart"/>
-      <w:r>
-        <w:t>Pórtico</w:t>
-      </w:r>
-      <w:proofErr w:type="spellEnd"/>
-      <w:r>
-        <w:t xml:space="preserve"> </w:t>
-      </w:r>
-      <w:proofErr w:type="spellStart"/>
-      <w:r>
-        <w:t>Famosísimo</w:t>
-      </w:r>
-      <w:proofErr w:type="spellEnd"/>
-      <w:r>
-        <w:t xml:space="preserve"> 1707 – Arco 1. </w:t>
-      </w:r>
-      <w:proofErr w:type="spellStart"/>
-      <w:r>
-        <w:t>Financiado</w:t>
-      </w:r>
-      <w:proofErr w:type="spellEnd"/>
-      <w:r>
-        <w:t xml:space="preserve"> por </w:t>
-      </w:r>
-      <w:proofErr w:type="spellStart"/>
-      <w:r>
-        <w:t>el</w:t>
-      </w:r>
-      <w:proofErr w:type="spellEnd"/>
-      <w:r>
-        <w:t xml:space="preserve"> </w:t>
-      </w:r>
-      <w:proofErr w:type="spellStart"/>
-      <w:r>
-        <w:t>Cardenal</w:t>
-      </w:r>
-      <w:proofErr w:type="spellEnd"/>
-      <w:r>
-        <w:t xml:space="preserve"> Bonaccorsi, </w:t>
-      </w:r>
-      <w:proofErr w:type="spellStart"/>
-      <w:r>
-        <w:t>Legado</w:t>
-      </w:r>
-      <w:proofErr w:type="spellEnd"/>
-      <w:r>
-        <w:t xml:space="preserve"> de </w:t>
-      </w:r>
-      <w:proofErr w:type="spellStart"/>
-      <w:r>
-        <w:t>Bolonia</w:t>
-      </w:r>
-      <w:proofErr w:type="spellEnd"/>
-      <w:r>
-        <w:t>.</w:t>
-      </w:r>
-    </w:p>
-    <w:p>
-      <w:pPr>
-        <w:spacing w:after="0"/>
-      </w:pPr>
+      <w:pPr xmlns:w="http://schemas.openxmlformats.org/wordprocessingml/2006/main">
+        <w:spacing w:after="0"/>
+      </w:pPr>
+      <w:r xmlns:w="http://schemas.openxmlformats.org/wordprocessingml/2006/main">
+        <w:t xml:space="preserve">“Siendo Clemente X, Pontífice Óptimo Máximo, Bonaccorso Bonaccorsi, Cardenal de la Santa Iglesia Romana, Legado de Bolonia, precedió con esta elegante reverencia la piedad de los boloñeses hacia la Santísima Virgen, en el año jubilar de 1675, el segundo de su legación.</w:t>
+      </w:r>
+    </w:p>
+    <w:p>
+      <w:pPr xmlns:w="http://schemas.openxmlformats.org/wordprocessingml/2006/main">
+        <w:spacing w:after="0"/>
+      </w:pPr>
+      <w:r xmlns:w="http://schemas.openxmlformats.org/wordprocessingml/2006/main">
+        <w:t xml:space="preserve">El conde Raimondo de Castel S. Pietro in Sabina y los demás hermanos Bonaccorsi, sobrinos del cardenal Bonaccorso por parte de su hermano, lo restauraron en el año de la salvación de 1716.</w:t>
+      </w:r>
+    </w:p>
+    <w:p>
+      <w:pPr>
+        <w:spacing w:after="0"/>
+      </w:pPr>
+    </w:p>
+    <w:p>
+      <w:pPr xmlns:w="http://schemas.openxmlformats.org/wordprocessingml/2006/main">
+        <w:spacing w:after="0"/>
+      </w:pPr>
+      <w:r xmlns:w="http://schemas.openxmlformats.org/wordprocessingml/2006/main">
+        <w:t xml:space="preserve">Corresponde al arco mayor nº 1 (el número que aparece en esta estampa es implícito, pero obvio) de la División del suntuoso pórtico.</w:t>
+      </w:r>
+    </w:p>
+    <w:p>
+      <w:pPr>
+        <w:spacing w:after="0"/>
+      </w:pPr>
+    </w:p>
+    <w:p>
+      <w:pPr xmlns:w="http://schemas.openxmlformats.org/wordprocessingml/2006/main">
+        <w:spacing w:after="0"/>
+      </w:pPr>
+      <w:r xmlns:w="http://schemas.openxmlformats.org/wordprocessingml/2006/main">
+        <w:t xml:space="preserve">Pórtico muy famoso 1707 – Arco 1. Financiado por el Cardenal Bonaccorsi, Legado de Bolonia.</w:t>
+      </w:r>
     </w:p>
     <w:sectPr>
       <w:pgSz w:w="11906" w:h="16838"/>
@@ -585,6 +569,315 @@
     </w:sectPr>
   </w:body>
 </w:document>
+</file>
+
+<file path=word/numbering.xml><?xml version="1.0" encoding="utf-8"?>
+<w:numbering xmlns:wpc="http://schemas.microsoft.com/office/word/2010/wordprocessingCanvas" xmlns:cx="http://schemas.microsoft.com/office/drawing/2014/chartex" xmlns:cx1="http://schemas.microsoft.com/office/drawing/2015/9/8/chartex" xmlns:cx2="http://schemas.microsoft.com/office/drawing/2015/10/21/chartex" xmlns:cx3="http://schemas.microsoft.com/office/drawing/2016/5/9/chartex" xmlns:cx4="http://schemas.microsoft.com/office/drawing/2016/5/10/chartex" xmlns:cx5="http://schemas.microsoft.com/office/drawing/2016/5/11/chartex" xmlns:cx6="http://schemas.microsoft.com/office/drawing/2016/5/12/chartex" xmlns:cx7="http://schemas.microsoft.com/office/drawing/2016/5/13/chartex" xmlns:cx8="http://schemas.microsoft.com/office/drawing/2016/5/14/chartex" xmlns:mc="http://schemas.openxmlformats.org/markup-compatibility/2006" xmlns:aink="http://schemas.microsoft.com/office/drawing/2016/ink" xmlns:am3d="http://schemas.microsoft.com/office/drawing/2017/model3d" xmlns:o="urn:schemas-microsoft-com:office:office" xmlns:oel="http://schemas.microsoft.com/office/2019/extlst" xmlns:r="http://schemas.openxmlformats.org/officeDocument/2006/relationships" xmlns:m="http://schemas.openxmlformats.org/officeDocument/2006/math" xmlns:v="urn:schemas-microsoft-com:vml" xmlns:wp14="http://schemas.microsoft.com/office/word/2010/wordprocessingDrawing" xmlns:wp="http://schemas.openxmlformats.org/drawingml/2006/wordprocessingDrawing" xmlns:w10="urn:schemas-microsoft-com:office:word" xmlns:w="http://schemas.openxmlformats.org/wordprocessingml/2006/main" xmlns:w14="http://schemas.microsoft.com/office/word/2010/wordml" xmlns:w15="http://schemas.microsoft.com/office/word/2012/wordml" xmlns:w16cex="http://schemas.microsoft.com/office/word/2018/wordml/cex" xmlns:w16cid="http://schemas.microsoft.com/office/word/2016/wordml/cid" xmlns:w16="http://schemas.microsoft.com/office/word/2018/wordml" xmlns:w16du="http://schemas.microsoft.com/office/word/2023/wordml/word16du" xmlns:w16sdtdh="http://schemas.microsoft.com/office/word/2020/wordml/sdtdatahash" xmlns:w16sdtfl="http://schemas.microsoft.com/office/word/2024/wordml/sdtformatlock" xmlns:w16se="http://schemas.microsoft.com/office/word/2015/wordml/symex" xmlns:wpg="http://schemas.microsoft.com/office/word/2010/wordprocessingGroup" xmlns:wpi="http://schemas.microsoft.com/office/word/2010/wordprocessingInk" xmlns:wne="http://schemas.microsoft.com/office/word/2006/wordml" xmlns:wps="http://schemas.microsoft.com/office/word/2010/wordprocessingShape" mc:Ignorable="w14 w15 w16se w16cid w16 w16cex w16sdtdh w16sdtfl w16du wp14">
+  <w:abstractNum w:abstractNumId="0" w15:restartNumberingAfterBreak="0">
+    <w:nsid w:val="282C4FE6"/>
+    <w:multiLevelType w:val="multilevel"/>
+    <w:tmpl w:val="05723ED0"/>
+    <w:lvl w:ilvl="0">
+      <w:start w:val="1"/>
+      <w:numFmt w:val="bullet"/>
+      <w:lvlText w:val=""/>
+      <w:lvlJc w:val="left"/>
+      <w:pPr>
+        <w:tabs>
+          <w:tab w:val="num" w:pos="720"/>
+        </w:tabs>
+        <w:ind w:left="720" w:hanging="360"/>
+      </w:pPr>
+      <w:rPr>
+        <w:rFonts w:ascii="Symbol" w:hAnsi="Symbol" w:hint="default"/>
+        <w:sz w:val="20"/>
+      </w:rPr>
+    </w:lvl>
+    <w:lvl w:ilvl="1" w:tentative="1">
+      <w:start w:val="1"/>
+      <w:numFmt w:val="bullet"/>
+      <w:lvlText w:val="o"/>
+      <w:lvlJc w:val="left"/>
+      <w:pPr>
+        <w:tabs>
+          <w:tab w:val="num" w:pos="1440"/>
+        </w:tabs>
+        <w:ind w:left="1440" w:hanging="360"/>
+      </w:pPr>
+      <w:rPr>
+        <w:rFonts w:ascii="Courier New" w:hAnsi="Courier New" w:hint="default"/>
+        <w:sz w:val="20"/>
+      </w:rPr>
+    </w:lvl>
+    <w:lvl w:ilvl="2" w:tentative="1">
+      <w:start w:val="1"/>
+      <w:numFmt w:val="bullet"/>
+      <w:lvlText w:val=""/>
+      <w:lvlJc w:val="left"/>
+      <w:pPr>
+        <w:tabs>
+          <w:tab w:val="num" w:pos="2160"/>
+        </w:tabs>
+        <w:ind w:left="2160" w:hanging="360"/>
+      </w:pPr>
+      <w:rPr>
+        <w:rFonts w:ascii="Wingdings" w:hAnsi="Wingdings" w:hint="default"/>
+        <w:sz w:val="20"/>
+      </w:rPr>
+    </w:lvl>
+    <w:lvl w:ilvl="3" w:tentative="1">
+      <w:start w:val="1"/>
+      <w:numFmt w:val="bullet"/>
+      <w:lvlText w:val=""/>
+      <w:lvlJc w:val="left"/>
+      <w:pPr>
+        <w:tabs>
+          <w:tab w:val="num" w:pos="2880"/>
+        </w:tabs>
+        <w:ind w:left="2880" w:hanging="360"/>
+      </w:pPr>
+      <w:rPr>
+        <w:rFonts w:ascii="Wingdings" w:hAnsi="Wingdings" w:hint="default"/>
+        <w:sz w:val="20"/>
+      </w:rPr>
+    </w:lvl>
+    <w:lvl w:ilvl="4" w:tentative="1">
+      <w:start w:val="1"/>
+      <w:numFmt w:val="bullet"/>
+      <w:lvlText w:val=""/>
+      <w:lvlJc w:val="left"/>
+      <w:pPr>
+        <w:tabs>
+          <w:tab w:val="num" w:pos="3600"/>
+        </w:tabs>
+        <w:ind w:left="3600" w:hanging="360"/>
+      </w:pPr>
+      <w:rPr>
+        <w:rFonts w:ascii="Wingdings" w:hAnsi="Wingdings" w:hint="default"/>
+        <w:sz w:val="20"/>
+      </w:rPr>
+    </w:lvl>
+    <w:lvl w:ilvl="5" w:tentative="1">
+      <w:start w:val="1"/>
+      <w:numFmt w:val="bullet"/>
+      <w:lvlText w:val=""/>
+      <w:lvlJc w:val="left"/>
+      <w:pPr>
+        <w:tabs>
+          <w:tab w:val="num" w:pos="4320"/>
+        </w:tabs>
+        <w:ind w:left="4320" w:hanging="360"/>
+      </w:pPr>
+      <w:rPr>
+        <w:rFonts w:ascii="Wingdings" w:hAnsi="Wingdings" w:hint="default"/>
+        <w:sz w:val="20"/>
+      </w:rPr>
+    </w:lvl>
+    <w:lvl w:ilvl="6" w:tentative="1">
+      <w:start w:val="1"/>
+      <w:numFmt w:val="bullet"/>
+      <w:lvlText w:val=""/>
+      <w:lvlJc w:val="left"/>
+      <w:pPr>
+        <w:tabs>
+          <w:tab w:val="num" w:pos="5040"/>
+        </w:tabs>
+        <w:ind w:left="5040" w:hanging="360"/>
+      </w:pPr>
+      <w:rPr>
+        <w:rFonts w:ascii="Wingdings" w:hAnsi="Wingdings" w:hint="default"/>
+        <w:sz w:val="20"/>
+      </w:rPr>
+    </w:lvl>
+    <w:lvl w:ilvl="7" w:tentative="1">
+      <w:start w:val="1"/>
+      <w:numFmt w:val="bullet"/>
+      <w:lvlText w:val=""/>
+      <w:lvlJc w:val="left"/>
+      <w:pPr>
+        <w:tabs>
+          <w:tab w:val="num" w:pos="5760"/>
+        </w:tabs>
+        <w:ind w:left="5760" w:hanging="360"/>
+      </w:pPr>
+      <w:rPr>
+        <w:rFonts w:ascii="Wingdings" w:hAnsi="Wingdings" w:hint="default"/>
+        <w:sz w:val="20"/>
+      </w:rPr>
+    </w:lvl>
+    <w:lvl w:ilvl="8" w:tentative="1">
+      <w:start w:val="1"/>
+      <w:numFmt w:val="bullet"/>
+      <w:lvlText w:val=""/>
+      <w:lvlJc w:val="left"/>
+      <w:pPr>
+        <w:tabs>
+          <w:tab w:val="num" w:pos="6480"/>
+        </w:tabs>
+        <w:ind w:left="6480" w:hanging="360"/>
+      </w:pPr>
+      <w:rPr>
+        <w:rFonts w:ascii="Wingdings" w:hAnsi="Wingdings" w:hint="default"/>
+        <w:sz w:val="20"/>
+      </w:rPr>
+    </w:lvl>
+  </w:abstractNum>
+  <w:abstractNum w:abstractNumId="1" w15:restartNumberingAfterBreak="0">
+    <w:nsid w:val="445240CB"/>
+    <w:multiLevelType w:val="multilevel"/>
+    <w:tmpl w:val="D7A8C848"/>
+    <w:lvl w:ilvl="0">
+      <w:start w:val="1"/>
+      <w:numFmt w:val="bullet"/>
+      <w:lvlText w:val=""/>
+      <w:lvlJc w:val="left"/>
+      <w:pPr>
+        <w:tabs>
+          <w:tab w:val="num" w:pos="720"/>
+        </w:tabs>
+        <w:ind w:left="720" w:hanging="360"/>
+      </w:pPr>
+      <w:rPr>
+        <w:rFonts w:ascii="Symbol" w:hAnsi="Symbol" w:hint="default"/>
+        <w:sz w:val="20"/>
+      </w:rPr>
+    </w:lvl>
+    <w:lvl w:ilvl="1" w:tentative="1">
+      <w:start w:val="1"/>
+      <w:numFmt w:val="bullet"/>
+      <w:lvlText w:val="o"/>
+      <w:lvlJc w:val="left"/>
+      <w:pPr>
+        <w:tabs>
+          <w:tab w:val="num" w:pos="1440"/>
+        </w:tabs>
+        <w:ind w:left="1440" w:hanging="360"/>
+      </w:pPr>
+      <w:rPr>
+        <w:rFonts w:ascii="Courier New" w:hAnsi="Courier New" w:hint="default"/>
+        <w:sz w:val="20"/>
+      </w:rPr>
+    </w:lvl>
+    <w:lvl w:ilvl="2" w:tentative="1">
+      <w:start w:val="1"/>
+      <w:numFmt w:val="bullet"/>
+      <w:lvlText w:val=""/>
+      <w:lvlJc w:val="left"/>
+      <w:pPr>
+        <w:tabs>
+          <w:tab w:val="num" w:pos="2160"/>
+        </w:tabs>
+        <w:ind w:left="2160" w:hanging="360"/>
+      </w:pPr>
+      <w:rPr>
+        <w:rFonts w:ascii="Wingdings" w:hAnsi="Wingdings" w:hint="default"/>
+        <w:sz w:val="20"/>
+      </w:rPr>
+    </w:lvl>
+    <w:lvl w:ilvl="3" w:tentative="1">
+      <w:start w:val="1"/>
+      <w:numFmt w:val="bullet"/>
+      <w:lvlText w:val=""/>
+      <w:lvlJc w:val="left"/>
+      <w:pPr>
+        <w:tabs>
+          <w:tab w:val="num" w:pos="2880"/>
+        </w:tabs>
+        <w:ind w:left="2880" w:hanging="360"/>
+      </w:pPr>
+      <w:rPr>
+        <w:rFonts w:ascii="Wingdings" w:hAnsi="Wingdings" w:hint="default"/>
+        <w:sz w:val="20"/>
+      </w:rPr>
+    </w:lvl>
+    <w:lvl w:ilvl="4" w:tentative="1">
+      <w:start w:val="1"/>
+      <w:numFmt w:val="bullet"/>
+      <w:lvlText w:val=""/>
+      <w:lvlJc w:val="left"/>
+      <w:pPr>
+        <w:tabs>
+          <w:tab w:val="num" w:pos="3600"/>
+        </w:tabs>
+        <w:ind w:left="3600" w:hanging="360"/>
+      </w:pPr>
+      <w:rPr>
+        <w:rFonts w:ascii="Wingdings" w:hAnsi="Wingdings" w:hint="default"/>
+        <w:sz w:val="20"/>
+      </w:rPr>
+    </w:lvl>
+    <w:lvl w:ilvl="5" w:tentative="1">
+      <w:start w:val="1"/>
+      <w:numFmt w:val="bullet"/>
+      <w:lvlText w:val=""/>
+      <w:lvlJc w:val="left"/>
+      <w:pPr>
+        <w:tabs>
+          <w:tab w:val="num" w:pos="4320"/>
+        </w:tabs>
+        <w:ind w:left="4320" w:hanging="360"/>
+      </w:pPr>
+      <w:rPr>
+        <w:rFonts w:ascii="Wingdings" w:hAnsi="Wingdings" w:hint="default"/>
+        <w:sz w:val="20"/>
+      </w:rPr>
+    </w:lvl>
+    <w:lvl w:ilvl="6" w:tentative="1">
+      <w:start w:val="1"/>
+      <w:numFmt w:val="bullet"/>
+      <w:lvlText w:val=""/>
+      <w:lvlJc w:val="left"/>
+      <w:pPr>
+        <w:tabs>
+          <w:tab w:val="num" w:pos="5040"/>
+        </w:tabs>
+        <w:ind w:left="5040" w:hanging="360"/>
+      </w:pPr>
+      <w:rPr>
+        <w:rFonts w:ascii="Wingdings" w:hAnsi="Wingdings" w:hint="default"/>
+        <w:sz w:val="20"/>
+      </w:rPr>
+    </w:lvl>
+    <w:lvl w:ilvl="7" w:tentative="1">
+      <w:start w:val="1"/>
+      <w:numFmt w:val="bullet"/>
+      <w:lvlText w:val=""/>
+      <w:lvlJc w:val="left"/>
+      <w:pPr>
+        <w:tabs>
+          <w:tab w:val="num" w:pos="5760"/>
+        </w:tabs>
+        <w:ind w:left="5760" w:hanging="360"/>
+      </w:pPr>
+      <w:rPr>
+        <w:rFonts w:ascii="Wingdings" w:hAnsi="Wingdings" w:hint="default"/>
+        <w:sz w:val="20"/>
+      </w:rPr>
+    </w:lvl>
+    <w:lvl w:ilvl="8" w:tentative="1">
+      <w:start w:val="1"/>
+      <w:numFmt w:val="bullet"/>
+      <w:lvlText w:val=""/>
+      <w:lvlJc w:val="left"/>
+      <w:pPr>
+        <w:tabs>
+          <w:tab w:val="num" w:pos="6480"/>
+        </w:tabs>
+        <w:ind w:left="6480" w:hanging="360"/>
+      </w:pPr>
+      <w:rPr>
+        <w:rFonts w:ascii="Wingdings" w:hAnsi="Wingdings" w:hint="default"/>
+        <w:sz w:val="20"/>
+      </w:rPr>
+    </w:lvl>
+  </w:abstractNum>
+  <w:num w:numId="1" w16cid:durableId="315648114">
+    <w:abstractNumId w:val="1"/>
+  </w:num>
+  <w:num w:numId="2" w16cid:durableId="547911058">
+    <w:abstractNumId w:val="0"/>
+  </w:num>
+</w:numbering>
 </file>
 
 <file path=word/styles.xml><?xml version="1.0" encoding="utf-8"?>
@@ -596,7 +889,7 @@
         <w:kern w:val="2"/>
         <w:sz w:val="24"/>
         <w:szCs w:val="24"/>
-        <w:lang w:val="it-IT" w:eastAsia="en-US" w:bidi="ar-SA"/>
+        <w:lang w:val="es" w:eastAsia="en-US" w:bidi="ar-SA"/>
         <w14:ligatures w14:val="standardContextual"/>
       </w:rPr>
     </w:rPrDefault>
@@ -1190,7 +1483,6 @@
   <w:style w:type="character" w:default="1" w:styleId="Carpredefinitoparagrafo">
     <w:name w:val="Default Paragraph Font"/>
     <w:uiPriority w:val="1"/>
-    <w:semiHidden/>
     <w:unhideWhenUsed/>
   </w:style>
   <w:style w:type="table" w:default="1" w:styleId="Tabellanormale">

--- a/DOCS_DA_CONVERTIRE/psontuoso_es.docx
+++ b/DOCS_DA_CONVERTIRE/psontuoso_es.docx
@@ -3,18 +3,18 @@
 <w:document xmlns:wpc="http://schemas.microsoft.com/office/word/2010/wordprocessingCanvas" xmlns:cx="http://schemas.microsoft.com/office/drawing/2014/chartex" xmlns:cx1="http://schemas.microsoft.com/office/drawing/2015/9/8/chartex" xmlns:cx2="http://schemas.microsoft.com/office/drawing/2015/10/21/chartex" xmlns:cx3="http://schemas.microsoft.com/office/drawing/2016/5/9/chartex" xmlns:cx4="http://schemas.microsoft.com/office/drawing/2016/5/10/chartex" xmlns:cx5="http://schemas.microsoft.com/office/drawing/2016/5/11/chartex" xmlns:cx6="http://schemas.microsoft.com/office/drawing/2016/5/12/chartex" xmlns:cx7="http://schemas.microsoft.com/office/drawing/2016/5/13/chartex" xmlns:cx8="http://schemas.microsoft.com/office/drawing/2016/5/14/chartex" xmlns:mc="http://schemas.openxmlformats.org/markup-compatibility/2006" xmlns:aink="http://schemas.microsoft.com/office/drawing/2016/ink" xmlns:am3d="http://schemas.microsoft.com/office/drawing/2017/model3d" xmlns:o="urn:schemas-microsoft-com:office:office" xmlns:oel="http://schemas.microsoft.com/office/2019/extlst" xmlns:r="http://schemas.openxmlformats.org/officeDocument/2006/relationships" xmlns:m="http://schemas.openxmlformats.org/officeDocument/2006/math" xmlns:v="urn:schemas-microsoft-com:vml" xmlns:wp14="http://schemas.microsoft.com/office/word/2010/wordprocessingDrawing" xmlns:wp="http://schemas.openxmlformats.org/drawingml/2006/wordprocessingDrawing" xmlns:w10="urn:schemas-microsoft-com:office:word" xmlns:w="http://schemas.openxmlformats.org/wordprocessingml/2006/main" xmlns:w14="http://schemas.microsoft.com/office/word/2010/wordml" xmlns:w15="http://schemas.microsoft.com/office/word/2012/wordml" xmlns:w16cex="http://schemas.microsoft.com/office/word/2018/wordml/cex" xmlns:w16cid="http://schemas.microsoft.com/office/word/2016/wordml/cid" xmlns:w16="http://schemas.microsoft.com/office/word/2018/wordml" xmlns:w16du="http://schemas.microsoft.com/office/word/2023/wordml/word16du" xmlns:w16sdtdh="http://schemas.microsoft.com/office/word/2020/wordml/sdtdatahash" xmlns:w16sdtfl="http://schemas.microsoft.com/office/word/2024/wordml/sdtformatlock" xmlns:w16se="http://schemas.microsoft.com/office/word/2015/wordml/symex" xmlns:wpg="http://schemas.microsoft.com/office/word/2010/wordprocessingGroup" xmlns:wpi="http://schemas.microsoft.com/office/word/2010/wordprocessingInk" xmlns:wne="http://schemas.microsoft.com/office/word/2006/wordml" xmlns:wps="http://schemas.microsoft.com/office/word/2010/wordprocessingShape" mc:Ignorable="w14 w15 w16se w16cid w16 w16cex w16sdtdh w16sdtfl w16du wp14">
   <w:body>
     <w:p>
-      <w:r xmlns:w="http://schemas.openxmlformats.org/wordprocessingml/2006/main">
+      <w:r>
         <w:t xml:space="preserve">El </w:t>
       </w:r>
-      <w:r xmlns:w="http://schemas.openxmlformats.org/wordprocessingml/2006/main">
+      <w:r>
         <w:rPr>
           <w:b/>
           <w:bCs/>
         </w:rPr>
         <w:t xml:space="preserve">Portone Sontuoso </w:t>
       </w:r>
-      <w:r xmlns:w="http://schemas.openxmlformats.org/wordprocessingml/2006/main">
-        <w:t xml:space="preserve">es mucho más que una simple entrada; es la imponente tarjeta de visita que marca el inicio de la subida más emblemática de Bolonia. Ubicado en Via Saragozza, es el punto exacto donde el pórtico se separa de la ciudad para iniciar su ascenso hacia el Colle della Guardia.</w:t>
+      <w:r>
+        <w:t>es mucho más que una simple entrada; es la imponente tarjeta de visita que marca el inicio de la subida más emblemática de Bolonia. Ubicado en Via Saragozza, es el punto exacto donde el pórtico se separa de la ciudad para iniciar su ascenso hacia el Colle della Guardia.</w:t>
       </w:r>
     </w:p>
     <w:p/>
@@ -67,180 +67,184 @@
       </w:r>
     </w:p>
     <w:p>
-      <w:pPr xmlns:w="http://schemas.openxmlformats.org/wordprocessingml/2006/main">
-        <w:rPr>
-          <w:noProof/>
-        </w:rPr>
-      </w:pPr>
-      <w:r xmlns:w="http://schemas.openxmlformats.org/wordprocessingml/2006/main">
-        <w:rPr>
-          <w:noProof/>
-        </w:rPr>
-        <w:t xml:space="preserve">[SPLIT_BLOCK:Portone_Sontuoso.jpg]</w:t>
-      </w:r>
-    </w:p>
-    <w:p>
-      <w:r xmlns:w="http://schemas.openxmlformats.org/wordprocessingml/2006/main">
-        <w:t xml:space="preserve">Aquí están los detalles clave sobre esta obra maestra arquitectónica:</w:t>
-      </w:r>
-    </w:p>
-    <w:p>
-      <w:pPr xmlns:w="http://schemas.openxmlformats.org/wordprocessingml/2006/main">
+      <w:pPr>
+        <w:rPr>
+          <w:noProof/>
+        </w:rPr>
+      </w:pPr>
+      <w:r>
+        <w:rPr>
+          <w:noProof/>
+        </w:rPr>
+        <w:t>[SPLIT_BLOCK:Portone_Sontuoso.jpg]</w:t>
+      </w:r>
+    </w:p>
+    <w:p>
+      <w:r>
+        <w:t>Aquí están los detalles clave sobre esta obra maestra arquitectónica:</w:t>
+      </w:r>
+    </w:p>
+    <w:p>
+      <w:pPr>
         <w:rPr>
           <w:b/>
           <w:bCs/>
         </w:rPr>
       </w:pPr>
-      <w:r xmlns:w="http://schemas.openxmlformats.org/wordprocessingml/2006/main">
+      <w:r>
         <w:rPr>
           <w:b/>
           <w:bCs/>
         </w:rPr>
-        <w:t xml:space="preserve">1. Arquitectura y simbolismo</w:t>
-      </w:r>
-    </w:p>
-    <w:p>
-      <w:r xmlns:w="http://schemas.openxmlformats.org/wordprocessingml/2006/main">
+        <w:t>1. Arquitectura y simbolismo</w:t>
+      </w:r>
+    </w:p>
+    <w:p>
+      <w:r>
         <w:t xml:space="preserve">Construido en </w:t>
       </w:r>
-      <w:r xmlns:w="http://schemas.openxmlformats.org/wordprocessingml/2006/main">
+      <w:r>
         <w:rPr>
           <w:b/>
           <w:bCs/>
         </w:rPr>
         <w:t xml:space="preserve">1674 </w:t>
       </w:r>
-      <w:r xmlns:w="http://schemas.openxmlformats.org/wordprocessingml/2006/main">
+      <w:r>
         <w:t xml:space="preserve">, el arco fue diseñado por el arquitecto </w:t>
       </w:r>
-      <w:r xmlns:w="http://schemas.openxmlformats.org/wordprocessingml/2006/main">
+      <w:r>
         <w:rPr>
           <w:b/>
           <w:bCs/>
         </w:rPr>
         <w:t xml:space="preserve">Gian Giacomo Monti </w:t>
       </w:r>
-      <w:r xmlns:w="http://schemas.openxmlformats.org/wordprocessingml/2006/main">
-        <w:t xml:space="preserve">.</w:t>
-      </w:r>
-    </w:p>
-    <w:p>
-      <w:pPr xmlns:w="http://schemas.openxmlformats.org/wordprocessingml/2006/main">
+      <w:r>
+        <w:t>.</w:t>
+      </w:r>
+    </w:p>
+    <w:p>
+      <w:pPr>
         <w:numPr>
           <w:ilvl w:val="0"/>
           <w:numId w:val="1"/>
         </w:numPr>
       </w:pPr>
-      <w:r xmlns:w="http://schemas.openxmlformats.org/wordprocessingml/2006/main">
+      <w:r>
         <w:rPr>
           <w:b/>
           <w:bCs/>
         </w:rPr>
         <w:t xml:space="preserve">Estructura: </w:t>
       </w:r>
-      <w:r xmlns:w="http://schemas.openxmlformats.org/wordprocessingml/2006/main">
-        <w:t xml:space="preserve">Aparece como un arco triunfal de orden corintio, monumental y decididamente más alto y ornamentado que los 665 arcos restantes del pórtico.</w:t>
-      </w:r>
-    </w:p>
-    <w:p>
-      <w:pPr xmlns:w="http://schemas.openxmlformats.org/wordprocessingml/2006/main">
+      <w:r>
+        <w:t>Aparece como un arco triunfal de orden corintio, monumental y decididamente más alto y ornamentado que los 665 arcos restantes del pórtico.</w:t>
+      </w:r>
+    </w:p>
+    <w:p>
+      <w:pPr>
         <w:numPr>
           <w:ilvl w:val="0"/>
           <w:numId w:val="1"/>
         </w:numPr>
       </w:pPr>
-      <w:r xmlns:w="http://schemas.openxmlformats.org/wordprocessingml/2006/main">
+      <w:r>
         <w:rPr>
           <w:b/>
           <w:bCs/>
         </w:rPr>
         <w:t xml:space="preserve">Función: </w:t>
       </w:r>
-      <w:r xmlns:w="http://schemas.openxmlformats.org/wordprocessingml/2006/main">
-        <w:t xml:space="preserve">Marca la transición del mundo profano de la ciudad al mundo sagrado del itinerario devocional. Marca el inicio de un sendero de casi 4 kilómetros que simboliza el cuerpo de la serpiente (el diablo) aplastado a los pies de la Virgen (el Santuario).</w:t>
-      </w:r>
-    </w:p>
-    <w:p>
-      <w:pPr xmlns:w="http://schemas.openxmlformats.org/wordprocessingml/2006/main">
+      <w:r>
+        <w:t>Marca la transición del mundo profano de la ciudad al mundo sagrado del itinerario devocional. Marca el inicio de un sendero de casi 4 kilómetros que simboliza el cuerpo de la serpiente (el diablo) aplastado a los pies de la Virgen (el Santuario).</w:t>
+      </w:r>
+    </w:p>
+    <w:p>
+      <w:pPr>
         <w:rPr>
           <w:b/>
           <w:bCs/>
         </w:rPr>
       </w:pPr>
-      <w:r xmlns:w="http://schemas.openxmlformats.org/wordprocessingml/2006/main">
+      <w:r>
         <w:rPr>
           <w:b/>
           <w:bCs/>
         </w:rPr>
-        <w:t xml:space="preserve">2. ¿Por qué se llama “Suntuoso”?</w:t>
-      </w:r>
-    </w:p>
-    <w:p>
-      <w:r xmlns:w="http://schemas.openxmlformats.org/wordprocessingml/2006/main">
-        <w:t xml:space="preserve">El nombre no es una exageración moderna, sino que deriva de su riqueza decorativa en comparación con la sobriedad del resto del recorrido.</w:t>
-      </w:r>
-    </w:p>
-    <w:p>
-      <w:pPr xmlns:w="http://schemas.openxmlformats.org/wordprocessingml/2006/main">
+        <w:t>2. ¿Por qué se llama “Suntuoso”?</w:t>
+      </w:r>
+    </w:p>
+    <w:p>
+      <w:r>
+        <w:t>El nombre no es una exageración moderna, sino que deriva de su riqueza decorativa en comparación con la sobriedad del resto del recorrido.</w:t>
+      </w:r>
+    </w:p>
+    <w:p>
+      <w:pPr>
         <w:numPr>
           <w:ilvl w:val="0"/>
           <w:numId w:val="2"/>
         </w:numPr>
       </w:pPr>
-      <w:r xmlns:w="http://schemas.openxmlformats.org/wordprocessingml/2006/main">
+      <w:r>
         <w:t xml:space="preserve">Está adornado con el escudo de armas de la familia </w:t>
       </w:r>
-      <w:r xmlns:w="http://schemas.openxmlformats.org/wordprocessingml/2006/main">
+      <w:r>
         <w:rPr>
           <w:b/>
           <w:bCs/>
         </w:rPr>
         <w:t xml:space="preserve">Bonaccorsi </w:t>
       </w:r>
-      <w:r xmlns:w="http://schemas.openxmlformats.org/wordprocessingml/2006/main">
-        <w:t xml:space="preserve">, que financió su construcción.</w:t>
-      </w:r>
-    </w:p>
-    <w:p>
-      <w:pPr xmlns:w="http://schemas.openxmlformats.org/wordprocessingml/2006/main">
+      <w:r>
+        <w:t>, que financió su construcción.</w:t>
+      </w:r>
+    </w:p>
+    <w:p>
+      <w:pPr>
         <w:numPr>
           <w:ilvl w:val="0"/>
           <w:numId w:val="2"/>
         </w:numPr>
       </w:pPr>
-      <w:r xmlns:w="http://schemas.openxmlformats.org/wordprocessingml/2006/main">
-        <w:t xml:space="preserve">Presenta inscripciones en latín y decoraciones en relieve que celebran la protección de la Virgen sobre la ciudad de Bolonia.</w:t>
-      </w:r>
-    </w:p>
-    <w:p>
-      <w:pPr xmlns:w="http://schemas.openxmlformats.org/wordprocessingml/2006/main">
+      <w:r>
+        <w:t>Presenta inscripciones en latín y decoraciones en relieve que celebran la protección de la Virgen sobre la ciudad de Bolonia.</w:t>
+      </w:r>
+    </w:p>
+    <w:p>
+      <w:pPr>
         <w:rPr>
           <w:b/>
           <w:bCs/>
         </w:rPr>
       </w:pPr>
-      <w:r xmlns:w="http://schemas.openxmlformats.org/wordprocessingml/2006/main">
+      <w:r>
         <w:rPr>
           <w:b/>
           <w:bCs/>
         </w:rPr>
-        <w:t xml:space="preserve">3. Una curiosidad histórica</w:t>
-      </w:r>
-    </w:p>
-    <w:p>
-      <w:r xmlns:w="http://schemas.openxmlformats.org/wordprocessingml/2006/main">
-        <w:lastRenderedPageBreak xmlns:w="http://schemas.openxmlformats.org/wordprocessingml/2006/main"/>
-      </w:r>
-      <w:r xmlns:w="http://schemas.openxmlformats.org/wordprocessingml/2006/main">
-        <w:t xml:space="preserve">Aunque hoy lo vemos perfectamente integrado en el tejido urbano, en el momento de su construcción, el Portone Sontuoso planteó un verdadero reto de ingeniería y logística. Debía conectar el tramo llano de la carretera (construido entre 1674 y 1676) con el inicio de la empinada subida que conducía a Meloncello.</w:t>
-      </w:r>
-    </w:p>
-    <w:p>
-      <w:r xmlns:w="http://schemas.openxmlformats.org/wordprocessingml/2006/main" xmlns:wp="http://schemas.openxmlformats.org/drawingml/2006/wordprocessingDrawing" xmlns:wp14="http://schemas.microsoft.com/office/word/2010/wordprocessingDrawing" xmlns:r="http://schemas.openxmlformats.org/officeDocument/2006/relationships">
-        <w:rPr>
-          <w:noProof/>
-        </w:rPr>
-        <w:drawing xmlns:w="http://schemas.openxmlformats.org/wordprocessingml/2006/main" xmlns:wp="http://schemas.openxmlformats.org/drawingml/2006/wordprocessingDrawing" xmlns:wp14="http://schemas.microsoft.com/office/word/2010/wordprocessingDrawing" xmlns:r="http://schemas.openxmlformats.org/officeDocument/2006/relationships">
+        <w:t>3. Una curiosidad histórica</w:t>
+      </w:r>
+    </w:p>
+    <w:p>
+      <w:r>
+        <w:lastRenderedPageBreak/>
+        <w:t>Aunque hoy lo vemos perfectamente integrado en el tejido urbano, en el momento de su construcción, el Portone Sontuoso planteó un verdadero reto de ingeniería y logística. Debía conectar el tramo llano de la carretera (construido entre 1674 y 1676) con el inicio de la empinada subida que conducía a Meloncello.</w:t>
+      </w:r>
+    </w:p>
+    <w:p>
+      <w:pPr>
+        <w:jc w:val="center"/>
+        <w:rPr>
+          <w:noProof/>
+        </w:rPr>
+      </w:pPr>
+      <w:r>
+        <w:rPr>
+          <w:noProof/>
+        </w:rPr>
+        <w:drawing>
           <wp:inline distT="0" distB="0" distL="0" distR="0" wp14:anchorId="227264A1" wp14:editId="59A5B6DD">
             <wp:extent cx="6120130" cy="4230370"/>
             <wp:effectExtent l="0" t="0" r="0" b="0"/>
@@ -282,229 +286,223 @@
           </wp:inline>
         </w:drawing>
       </w:r>
-      <w:r xmlns:w="http://schemas.openxmlformats.org/wordprocessingml/2006/main">
-        <w:rPr>
-          <w:noProof/>
-        </w:rPr>
-        <w:t xml:space="preserve">[SPLIT_BLOCK:Dibujo_Bonaccorsi]</w:t>
-      </w:r>
-      <w:r xmlns:w="http://schemas.openxmlformats.org/wordprocessingml/2006/main">
-        <w:t xml:space="preserve"> </w:t>
-      </w:r>
-    </w:p>
-    <w:p>
-      <w:pPr xmlns:w="http://schemas.openxmlformats.org/wordprocessingml/2006/main">
-        <w:spacing w:after="0"/>
-      </w:pPr>
-      <w:r xmlns:w="http://schemas.openxmlformats.org/wordprocessingml/2006/main">
-        <w:t xml:space="preserve">La placa debajo del porche dice:</w:t>
-      </w:r>
-    </w:p>
-    <w:p>
-      <w:pPr xmlns:w="http://schemas.openxmlformats.org/wordprocessingml/2006/main">
+      <w:r>
+        <w:rPr>
+          <w:noProof/>
+        </w:rPr>
+        <w:t>[SPLIT_BLOCK:Disegno_Bonaccorsi]</w:t>
+      </w:r>
+    </w:p>
+    <w:p>
+      <w:r>
+        <w:t>La placa debajo del porche dice:</w:t>
+      </w:r>
+    </w:p>
+    <w:p>
+      <w:pPr>
         <w:spacing w:after="0"/>
         <w:jc w:val="center"/>
         <w:rPr>
           <w:noProof/>
         </w:rPr>
       </w:pPr>
-      <w:r xmlns:w="http://schemas.openxmlformats.org/wordprocessingml/2006/main">
-        <w:rPr>
-          <w:noProof/>
-        </w:rPr>
-        <w:t xml:space="preserve">CLEMENTE X PONT OPT MAX</w:t>
-      </w:r>
-    </w:p>
-    <w:p>
-      <w:pPr xmlns:w="http://schemas.openxmlformats.org/wordprocessingml/2006/main">
+      <w:r>
+        <w:rPr>
+          <w:noProof/>
+        </w:rPr>
+        <w:t>CLEMENTE X PONT OPT MAX</w:t>
+      </w:r>
+    </w:p>
+    <w:p>
+      <w:pPr>
         <w:spacing w:after="0"/>
         <w:jc w:val="center"/>
         <w:rPr>
           <w:noProof/>
         </w:rPr>
       </w:pPr>
-      <w:r xmlns:w="http://schemas.openxmlformats.org/wordprocessingml/2006/main">
-        <w:rPr>
-          <w:noProof/>
-        </w:rPr>
-        <w:t xml:space="preserve">BONACCURSIO</w:t>
-      </w:r>
-    </w:p>
-    <w:p>
-      <w:pPr xmlns:w="http://schemas.openxmlformats.org/wordprocessingml/2006/main">
+      <w:r>
+        <w:rPr>
+          <w:noProof/>
+        </w:rPr>
+        <w:t>BONACCURSIUS</w:t>
+      </w:r>
+    </w:p>
+    <w:p>
+      <w:pPr>
         <w:spacing w:after="0"/>
         <w:jc w:val="center"/>
         <w:rPr>
           <w:noProof/>
         </w:rPr>
       </w:pPr>
-      <w:r xmlns:w="http://schemas.openxmlformats.org/wordprocessingml/2006/main">
-        <w:rPr>
-          <w:noProof/>
-        </w:rPr>
-        <w:t xml:space="preserve">SRE CARDINALIS BONACCURSIUS</w:t>
-      </w:r>
-    </w:p>
-    <w:p>
-      <w:pPr xmlns:w="http://schemas.openxmlformats.org/wordprocessingml/2006/main">
+      <w:r>
+        <w:rPr>
+          <w:noProof/>
+        </w:rPr>
+        <w:t>S R E CARDINALIS BONACCURSIUS</w:t>
+      </w:r>
+    </w:p>
+    <w:p>
+      <w:pPr>
         <w:spacing w:after="0"/>
         <w:jc w:val="center"/>
         <w:rPr>
           <w:noProof/>
         </w:rPr>
       </w:pPr>
-      <w:r xmlns:w="http://schemas.openxmlformats.org/wordprocessingml/2006/main">
-        <w:rPr>
-          <w:noProof/>
-        </w:rPr>
-        <w:t xml:space="preserve">BONONIAE DE LATERE LEGATUS</w:t>
-      </w:r>
-    </w:p>
-    <w:p>
-      <w:pPr xmlns:w="http://schemas.openxmlformats.org/wordprocessingml/2006/main">
+      <w:r>
+        <w:rPr>
+          <w:noProof/>
+        </w:rPr>
+        <w:t>BONONIAE DE LATERE LEGATUS</w:t>
+      </w:r>
+    </w:p>
+    <w:p>
+      <w:pPr>
         <w:spacing w:after="0"/>
         <w:jc w:val="center"/>
         <w:rPr>
           <w:noProof/>
         </w:rPr>
       </w:pPr>
-      <w:r xmlns:w="http://schemas.openxmlformats.org/wordprocessingml/2006/main">
-        <w:rPr>
-          <w:noProof/>
-        </w:rPr>
-        <w:t xml:space="preserve">SINGULAR</w:t>
-      </w:r>
-    </w:p>
-    <w:p>
-      <w:pPr xmlns:w="http://schemas.openxmlformats.org/wordprocessingml/2006/main">
+      <w:r>
+        <w:rPr>
+          <w:noProof/>
+        </w:rPr>
+        <w:t>SINGULARI</w:t>
+      </w:r>
+    </w:p>
+    <w:p>
+      <w:pPr>
         <w:spacing w:after="0"/>
         <w:jc w:val="center"/>
         <w:rPr>
           <w:noProof/>
         </w:rPr>
       </w:pPr>
-      <w:r xmlns:w="http://schemas.openxmlformats.org/wordprocessingml/2006/main">
-        <w:rPr>
-          <w:noProof/>
-        </w:rPr>
-        <w:t xml:space="preserve">CIVIUM ERGA BEATAM VIRGEN. TEN PIEDAD</w:t>
-      </w:r>
-    </w:p>
-    <w:p>
-      <w:pPr xmlns:w="http://schemas.openxmlformats.org/wordprocessingml/2006/main">
+      <w:r>
+        <w:rPr>
+          <w:noProof/>
+        </w:rPr>
+        <w:t>CIVIUM ERGA BEATAM VIRG. PIETATI</w:t>
+      </w:r>
+    </w:p>
+    <w:p>
+      <w:pPr>
         <w:spacing w:after="0"/>
         <w:jc w:val="center"/>
         <w:rPr>
           <w:noProof/>
         </w:rPr>
       </w:pPr>
-      <w:r xmlns:w="http://schemas.openxmlformats.org/wordprocessingml/2006/main">
-        <w:rPr>
-          <w:noProof/>
-        </w:rPr>
-        <w:t xml:space="preserve">ELEGANTE HOC FORNICE PRAEIVIT</w:t>
-      </w:r>
-    </w:p>
-    <w:p>
-      <w:pPr xmlns:w="http://schemas.openxmlformats.org/wordprocessingml/2006/main">
+      <w:r>
+        <w:rPr>
+          <w:noProof/>
+        </w:rPr>
+        <w:t>ELEGANTI HOC FORNICE PRAEIVIT</w:t>
+      </w:r>
+    </w:p>
+    <w:p>
+      <w:pPr>
         <w:spacing w:after="0"/>
         <w:jc w:val="center"/>
         <w:rPr>
           <w:noProof/>
         </w:rPr>
       </w:pPr>
-      <w:r xmlns:w="http://schemas.openxmlformats.org/wordprocessingml/2006/main">
-        <w:rPr>
-          <w:noProof/>
-        </w:rPr>
-        <w:t xml:space="preserve">AÑO IV MDCLXXV</w:t>
-      </w:r>
-    </w:p>
-    <w:p>
-      <w:pPr xmlns:w="http://schemas.openxmlformats.org/wordprocessingml/2006/main">
+      <w:r>
+        <w:rPr>
+          <w:noProof/>
+        </w:rPr>
+        <w:t>ANNO IVB MDCLXXV</w:t>
+      </w:r>
+    </w:p>
+    <w:p>
+      <w:pPr>
         <w:spacing w:after="0"/>
         <w:jc w:val="center"/>
         <w:rPr>
           <w:noProof/>
         </w:rPr>
       </w:pPr>
-      <w:r xmlns:w="http://schemas.openxmlformats.org/wordprocessingml/2006/main">
-        <w:rPr>
-          <w:noProof/>
-        </w:rPr>
-        <w:t xml:space="preserve">LEGATIONIS II</w:t>
-      </w:r>
-    </w:p>
-    <w:p>
-      <w:pPr xmlns:w="http://schemas.openxmlformats.org/wordprocessingml/2006/main">
+      <w:r>
+        <w:rPr>
+          <w:noProof/>
+        </w:rPr>
+        <w:t>LEGATIONIS II</w:t>
+      </w:r>
+    </w:p>
+    <w:p>
+      <w:pPr>
         <w:spacing w:after="0"/>
         <w:jc w:val="center"/>
         <w:rPr>
           <w:noProof/>
         </w:rPr>
       </w:pPr>
-      <w:r xmlns:w="http://schemas.openxmlformats.org/wordprocessingml/2006/main">
-        <w:rPr>
-          <w:noProof/>
-        </w:rPr>
-        <w:t xml:space="preserve">RAYMUNDUS COM. CAS. S. PETRI EN SABINIS</w:t>
-      </w:r>
-    </w:p>
-    <w:p>
-      <w:pPr xmlns:w="http://schemas.openxmlformats.org/wordprocessingml/2006/main">
+      <w:r>
+        <w:rPr>
+          <w:noProof/>
+        </w:rPr>
+        <w:t>RAYMUNDUS COM. CAS. S. PETRI IN SABINIS</w:t>
+      </w:r>
+    </w:p>
+    <w:p>
+      <w:pPr>
         <w:spacing w:after="0"/>
         <w:jc w:val="center"/>
         <w:rPr>
           <w:noProof/>
         </w:rPr>
       </w:pPr>
-      <w:r xmlns:w="http://schemas.openxmlformats.org/wordprocessingml/2006/main">
-        <w:rPr>
-          <w:noProof/>
-        </w:rPr>
-        <w:t xml:space="preserve">ET ALY FRATRES DE BONACURSIS</w:t>
-      </w:r>
-    </w:p>
-    <w:p>
-      <w:pPr xmlns:w="http://schemas.openxmlformats.org/wordprocessingml/2006/main">
+      <w:r>
+        <w:rPr>
+          <w:noProof/>
+        </w:rPr>
+        <w:t>ET ALY FRATRES DE BONACURSIS</w:t>
+      </w:r>
+    </w:p>
+    <w:p>
+      <w:pPr>
         <w:spacing w:after="0"/>
         <w:jc w:val="center"/>
         <w:rPr>
           <w:noProof/>
         </w:rPr>
       </w:pPr>
-      <w:r xmlns:w="http://schemas.openxmlformats.org/wordprocessingml/2006/main">
-        <w:rPr>
-          <w:noProof/>
-        </w:rPr>
-        <w:t xml:space="preserve">TARJETA. BONACURSIS EX FRAT. NEPOTAS</w:t>
-      </w:r>
-    </w:p>
-    <w:p>
-      <w:pPr xmlns:w="http://schemas.openxmlformats.org/wordprocessingml/2006/main">
+      <w:r>
+        <w:rPr>
+          <w:noProof/>
+        </w:rPr>
+        <w:t>CARD. BONACURSIS EX FRAT. NEPOTES</w:t>
+      </w:r>
+    </w:p>
+    <w:p>
+      <w:pPr>
         <w:spacing w:after="0"/>
         <w:jc w:val="center"/>
         <w:rPr>
           <w:noProof/>
         </w:rPr>
       </w:pPr>
-      <w:r xmlns:w="http://schemas.openxmlformats.org/wordprocessingml/2006/main">
-        <w:rPr>
-          <w:noProof/>
-        </w:rPr>
-        <w:t xml:space="preserve">RESTAURARUNT</w:t>
-      </w:r>
-    </w:p>
-    <w:p>
-      <w:pPr xmlns:w="http://schemas.openxmlformats.org/wordprocessingml/2006/main">
+      <w:r>
+        <w:rPr>
+          <w:noProof/>
+        </w:rPr>
+        <w:t>RESTAURARUNT</w:t>
+      </w:r>
+    </w:p>
+    <w:p>
+      <w:pPr>
         <w:spacing w:after="0"/>
         <w:jc w:val="center"/>
       </w:pPr>
-      <w:r xmlns:w="http://schemas.openxmlformats.org/wordprocessingml/2006/main">
-        <w:rPr>
-          <w:noProof/>
-        </w:rPr>
-        <w:t xml:space="preserve">Salmo del año 1726</w:t>
+      <w:r>
+        <w:rPr>
+          <w:noProof/>
+        </w:rPr>
+        <w:t>ANNO SAL. MDCCXVI</w:t>
       </w:r>
     </w:p>
     <w:p>
@@ -520,45 +518,45 @@
       </w:pPr>
     </w:p>
     <w:p>
-      <w:pPr xmlns:w="http://schemas.openxmlformats.org/wordprocessingml/2006/main">
-        <w:spacing w:after="0"/>
-      </w:pPr>
-      <w:r xmlns:w="http://schemas.openxmlformats.org/wordprocessingml/2006/main">
-        <w:t xml:space="preserve">“Siendo Clemente X, Pontífice Óptimo Máximo, Bonaccorso Bonaccorsi, Cardenal de la Santa Iglesia Romana, Legado de Bolonia, precedió con esta elegante reverencia la piedad de los boloñeses hacia la Santísima Virgen, en el año jubilar de 1675, el segundo de su legación.</w:t>
-      </w:r>
-    </w:p>
-    <w:p>
-      <w:pPr xmlns:w="http://schemas.openxmlformats.org/wordprocessingml/2006/main">
-        <w:spacing w:after="0"/>
-      </w:pPr>
-      <w:r xmlns:w="http://schemas.openxmlformats.org/wordprocessingml/2006/main">
-        <w:t xml:space="preserve">El conde Raimondo de Castel S. Pietro in Sabina y los demás hermanos Bonaccorsi, sobrinos del cardenal Bonaccorso por parte de su hermano, lo restauraron en el año de la salvación de 1716.</w:t>
-      </w:r>
-    </w:p>
-    <w:p>
-      <w:pPr>
-        <w:spacing w:after="0"/>
-      </w:pPr>
-    </w:p>
-    <w:p>
-      <w:pPr xmlns:w="http://schemas.openxmlformats.org/wordprocessingml/2006/main">
-        <w:spacing w:after="0"/>
-      </w:pPr>
-      <w:r xmlns:w="http://schemas.openxmlformats.org/wordprocessingml/2006/main">
-        <w:t xml:space="preserve">Corresponde al arco mayor nº 1 (el número que aparece en esta estampa es implícito, pero obvio) de la División del suntuoso pórtico.</w:t>
-      </w:r>
-    </w:p>
-    <w:p>
-      <w:pPr>
-        <w:spacing w:after="0"/>
-      </w:pPr>
-    </w:p>
-    <w:p>
-      <w:pPr xmlns:w="http://schemas.openxmlformats.org/wordprocessingml/2006/main">
-        <w:spacing w:after="0"/>
-      </w:pPr>
-      <w:r xmlns:w="http://schemas.openxmlformats.org/wordprocessingml/2006/main">
-        <w:t xml:space="preserve">Pórtico muy famoso 1707 – Arco 1. Financiado por el Cardenal Bonaccorsi, Legado de Bolonia.</w:t>
+      <w:pPr>
+        <w:spacing w:after="0"/>
+      </w:pPr>
+      <w:r>
+        <w:t>“Siendo Clemente X, Pontífice Óptimo Máximo, Bonaccorso Bonaccorsi, Cardenal de la Santa Iglesia Romana, Legado de Bolonia, precedió con esta elegante reverencia la piedad de los boloñeses hacia la Santísima Virgen, en el año jubilar de 1675, el segundo de su legación.</w:t>
+      </w:r>
+    </w:p>
+    <w:p>
+      <w:pPr>
+        <w:spacing w:after="0"/>
+      </w:pPr>
+      <w:r>
+        <w:t>El conde Raimondo de Castel S. Pietro in Sabina y los demás hermanos Bonaccorsi, sobrinos del cardenal Bonaccorso por parte de su hermano, lo restauraron en el año de la salvación de 1716.</w:t>
+      </w:r>
+    </w:p>
+    <w:p>
+      <w:pPr>
+        <w:spacing w:after="0"/>
+      </w:pPr>
+    </w:p>
+    <w:p>
+      <w:pPr>
+        <w:spacing w:after="0"/>
+      </w:pPr>
+      <w:r>
+        <w:t>Corresponde al arco mayor nº 1 (el número que aparece en esta estampa es implícito, pero obvio) de la División del suntuoso pórtico.</w:t>
+      </w:r>
+    </w:p>
+    <w:p>
+      <w:pPr>
+        <w:spacing w:after="0"/>
+      </w:pPr>
+    </w:p>
+    <w:p>
+      <w:pPr>
+        <w:spacing w:after="0"/>
+      </w:pPr>
+      <w:r>
+        <w:t>Pórtico muy famoso 1707 – Arco 1. Financiado por el Cardenal Bonaccorsi, Legado de Bolonia.</w:t>
       </w:r>
     </w:p>
     <w:sectPr>
@@ -1483,6 +1481,7 @@
   <w:style w:type="character" w:default="1" w:styleId="Carpredefinitoparagrafo">
     <w:name w:val="Default Paragraph Font"/>
     <w:uiPriority w:val="1"/>
+    <w:semiHidden/>
     <w:unhideWhenUsed/>
   </w:style>
   <w:style w:type="table" w:default="1" w:styleId="Tabellanormale">

--- a/DOCS_DA_CONVERTIRE/psontuoso_es.docx
+++ b/DOCS_DA_CONVERTIRE/psontuoso_es.docx
@@ -290,7 +290,19 @@
         <w:rPr>
           <w:noProof/>
         </w:rPr>
-        <w:t>[SPLIT_BLOCK:Disegno_Bonaccorsi]</w:t>
+        <w:t>[SPLIT_BLOCK:Disegno_Bonaccorsi</w:t>
+      </w:r>
+      <w:r>
+        <w:rPr>
+          <w:noProof/>
+        </w:rPr>
+        <w:t>.jpg</w:t>
+      </w:r>
+      <w:r>
+        <w:rPr>
+          <w:noProof/>
+        </w:rPr>
+        <w:t>]</w:t>
       </w:r>
     </w:p>
     <w:p>
